--- a/Week 1/Weekend/Weekend_Spike_Readiness_Elytra.docx
+++ b/Week 1/Weekend/Weekend_Spike_Readiness_Elytra.docx
@@ -4,291 +4,186 @@
   <w:body>
     <w:p>
       <w:pPr>
-        <w:spacing w:after="40"/>
-      </w:pPr>
-      <w:r>
-        <w:rPr>
-          <w:rFonts w:ascii="Calibri" w:cs="Calibri" w:eastAsia="Calibri" w:hAnsi="Calibri"/>
-          <w:b/>
-          <w:bCs/>
-          <w:color w:val="000000"/>
-          <w:sz w:val="28"/>
-          <w:szCs w:val="28"/>
-        </w:rPr>
-        <w:t xml:space="preserve">Weekend Spike Readiness: elytrastudios.com at 100k Daily Users</w:t>
-      </w:r>
-    </w:p>
-    <w:p>
-      <w:pPr>
-        <w:spacing w:after="100"/>
-      </w:pPr>
-      <w:r>
-        <w:rPr>
-          <w:rFonts w:ascii="Calibri" w:cs="Calibri" w:eastAsia="Calibri" w:hAnsi="Calibri"/>
+        <w:pStyle w:val="Heading1"/>
+        <w:spacing w:after="200"/>
+        <w:jc w:val="center"/>
+      </w:pPr>
+      <w:r>
+        <w:rPr>
+          <w:b/>
+          <w:bCs/>
+          <w:color w:val="000000"/>
+        </w:rPr>
+        <w:t xml:space="preserve">Where a High-Traffic Site Breaks at Scale</w:t>
+      </w:r>
+    </w:p>
+    <w:p>
+      <w:pPr>
+        <w:spacing w:after="200"/>
+        <w:jc w:val="center"/>
+      </w:pPr>
+      <w:r>
+        <w:rPr>
           <w:i/>
           <w:iCs/>
           <w:color w:val="000000"/>
-          <w:sz w:val="18"/>
-          <w:szCs w:val="18"/>
-        </w:rPr>
-        <w:t xml:space="preserve">Applying caching, CDN, and waiting-room principles to current audit findings — July 2026</w:t>
-      </w:r>
-    </w:p>
-    <w:p>
-      <w:pPr>
-        <w:pBdr>
-          <w:bottom w:val="single" w:color="000000" w:sz="6" w:space="1"/>
-        </w:pBdr>
-        <w:spacing w:after="160" w:before="0"/>
-      </w:pPr>
-      <w:r>
-        <w:t xml:space="preserve"/>
-      </w:r>
-    </w:p>
-    <w:p>
-      <w:pPr>
-        <w:pStyle w:val="Heading1"/>
-        <w:spacing w:after="80" w:before="200"/>
-      </w:pPr>
-      <w:r>
-        <w:rPr>
-          <w:rFonts w:ascii="Calibri" w:cs="Calibri" w:eastAsia="Calibri" w:hAnsi="Calibri"/>
-          <w:b/>
-          <w:bCs/>
-          <w:color w:val="000000"/>
-          <w:sz w:val="24"/>
-          <w:szCs w:val="24"/>
-        </w:rPr>
-        <w:t xml:space="preserve">1. Where the Site Breaks First</w:t>
-      </w:r>
-    </w:p>
-    <w:p>
-      <w:pPr>
-        <w:pStyle w:val="ListParagraph"/>
-        <w:numPr>
-          <w:ilvl w:val="0"/>
-          <w:numId w:val="2"/>
-        </w:numPr>
-        <w:spacing w:after="60" w:before="0"/>
-      </w:pPr>
-      <w:r>
-        <w:rPr>
-          <w:rFonts w:ascii="Calibri" w:cs="Calibri" w:eastAsia="Calibri" w:hAnsi="Calibri"/>
-          <w:color w:val="000000"/>
-          <w:sz w:val="20"/>
-          <w:szCs w:val="20"/>
-        </w:rPr>
-        <w:t xml:space="preserve">Media delivery is the first failure point. The portfolio page currently serves three SVG exports at 10–17 MB each and two uncompressed videos at 14.6–17.1 MB, already producing load times up to 42 seconds under ordinary traffic. At 100k daily users, every hit re-downloads the same oversized files because no caching layer sits in front of the origin.</w:t>
-      </w:r>
-    </w:p>
-    <w:p>
-      <w:pPr>
-        <w:pStyle w:val="ListParagraph"/>
-        <w:numPr>
-          <w:ilvl w:val="0"/>
-          <w:numId w:val="2"/>
-        </w:numPr>
-        <w:spacing w:after="60" w:before="0"/>
-      </w:pPr>
-      <w:r>
-        <w:rPr>
-          <w:rFonts w:ascii="Calibri" w:cs="Calibri" w:eastAsia="Calibri" w:hAnsi="Calibri"/>
-          <w:color w:val="000000"/>
-          <w:sz w:val="20"/>
-          <w:szCs w:val="20"/>
-        </w:rPr>
-        <w:t xml:space="preserve">There is currently no CDN or reverse-proxy cache in place. A weekend spike — a shared link, a social post — would multiply origin bandwidth demand well before user count itself becomes the bottleneck; the server would be regenerating and re-serving identical bytes hundreds of thousands of times.</w:t>
-      </w:r>
-    </w:p>
-    <w:p>
-      <w:pPr>
-        <w:pStyle w:val="ListParagraph"/>
-        <w:numPr>
-          <w:ilvl w:val="0"/>
-          <w:numId w:val="2"/>
-        </w:numPr>
-        <w:spacing w:after="60" w:before="0"/>
-      </w:pPr>
-      <w:r>
-        <w:rPr>
-          <w:rFonts w:ascii="Calibri" w:cs="Calibri" w:eastAsia="Calibri" w:hAnsi="Calibri"/>
-          <w:color w:val="000000"/>
-          <w:sz w:val="20"/>
-          <w:szCs w:val="20"/>
-        </w:rPr>
-        <w:t xml:space="preserve">Seven avatar images already return HTTP 400 errors. At scale these become wasted, failing requests that still cost a connection and add latency without ever succeeding.</w:t>
-      </w:r>
-    </w:p>
-    <w:p>
-      <w:pPr>
-        <w:pStyle w:val="Heading1"/>
-        <w:spacing w:after="80" w:before="200"/>
-      </w:pPr>
-      <w:r>
-        <w:rPr>
-          <w:rFonts w:ascii="Calibri" w:cs="Calibri" w:eastAsia="Calibri" w:hAnsi="Calibri"/>
-          <w:b/>
-          <w:bCs/>
-          <w:color w:val="000000"/>
-          <w:sz w:val="24"/>
-          <w:szCs w:val="24"/>
-        </w:rPr>
-        <w:t xml:space="preserve">2. What Needs to Change</w:t>
-      </w:r>
-    </w:p>
-    <w:p>
-      <w:pPr>
-        <w:pStyle w:val="ListParagraph"/>
-        <w:numPr>
-          <w:ilvl w:val="0"/>
-          <w:numId w:val="2"/>
-        </w:numPr>
-        <w:spacing w:after="60" w:before="0"/>
-      </w:pPr>
-      <w:r>
-        <w:rPr>
-          <w:rFonts w:ascii="Calibri" w:cs="Calibri" w:eastAsia="Calibri" w:hAnsi="Calibri"/>
-          <w:color w:val="000000"/>
-          <w:sz w:val="20"/>
-          <w:szCs w:val="20"/>
-        </w:rPr>
-        <w:t xml:space="preserve">Cache the landing page. If the portfolio page is largely static content, serve it as a static file or edge-cache it with a TTL instead of regenerating it per request. Any dynamic pieces — a contact form, live availability — should sit behind a separate call-to-action step, not block the initial load.</w:t>
-      </w:r>
-    </w:p>
-    <w:p>
-      <w:pPr>
-        <w:pStyle w:val="ListParagraph"/>
-        <w:numPr>
-          <w:ilvl w:val="0"/>
-          <w:numId w:val="2"/>
-        </w:numPr>
-        <w:spacing w:after="60" w:before="0"/>
-      </w:pPr>
-      <w:r>
-        <w:rPr>
-          <w:rFonts w:ascii="Calibri" w:cs="Calibri" w:eastAsia="Calibri" w:hAnsi="Calibri"/>
-          <w:color w:val="000000"/>
-          <w:sz w:val="20"/>
-          <w:szCs w:val="20"/>
-        </w:rPr>
-        <w:t xml:space="preserve">Put a CDN in front of the whole site, not just the images. Cloudinary (the earlier media audit's top recommendation) handles on-the-fly image and video compression; pairing it with a Cloudflare or CloudFront edge layer adds full-page caching and absorbs the traffic spike itself, rather than passing it straight to the origin server.</w:t>
-      </w:r>
-    </w:p>
-    <w:p>
-      <w:pPr>
-        <w:pStyle w:val="ListParagraph"/>
-        <w:numPr>
-          <w:ilvl w:val="0"/>
-          <w:numId w:val="2"/>
-        </w:numPr>
-        <w:spacing w:after="60" w:before="0"/>
-      </w:pPr>
-      <w:r>
-        <w:rPr>
-          <w:rFonts w:ascii="Calibri" w:cs="Calibri" w:eastAsia="Calibri" w:hAnsi="Calibri"/>
-          <w:color w:val="000000"/>
-          <w:sz w:val="20"/>
-          <w:szCs w:val="20"/>
-        </w:rPr>
-        <w:t xml:space="preserve">Fix the media at the source. Compress the three oversized SVGs, re-encode both videos with H.264, and resolve the seven broken avatar requests before scaling traffic — a CDN in front of broken or oversized files just caches the problem faster.</w:t>
-      </w:r>
-    </w:p>
-    <w:p>
-      <w:pPr>
-        <w:pStyle w:val="ListParagraph"/>
-        <w:numPr>
-          <w:ilvl w:val="0"/>
-          <w:numId w:val="2"/>
-        </w:numPr>
-        <w:spacing w:after="60" w:before="0"/>
-      </w:pPr>
-      <w:r>
-        <w:rPr>
-          <w:rFonts w:ascii="Calibri" w:cs="Calibri" w:eastAsia="Calibri" w:hAnsi="Calibri"/>
-          <w:color w:val="000000"/>
-          <w:sz w:val="20"/>
-          <w:szCs w:val="20"/>
-        </w:rPr>
-        <w:t xml:space="preserve">Waiting room: lower priority here. It matters for genuinely transactional bottlenecks (checkout, ticket sales, booking slots). A portfolio site with no such transactional flow doesn't need one yet — revisit only if a booking or submission feature is added that writes to a database under spike conditions.</w:t>
-      </w:r>
-    </w:p>
-    <w:p>
-      <w:pPr>
-        <w:pStyle w:val="Heading1"/>
-        <w:spacing w:after="80" w:before="200"/>
-      </w:pPr>
-      <w:r>
-        <w:rPr>
-          <w:rFonts w:ascii="Calibri" w:cs="Calibri" w:eastAsia="Calibri" w:hAnsi="Calibri"/>
-          <w:b/>
-          <w:bCs/>
-          <w:color w:val="000000"/>
-          <w:sz w:val="24"/>
-          <w:szCs w:val="24"/>
-        </w:rPr>
-        <w:t xml:space="preserve">3. What to Watch Under Load</w:t>
-      </w:r>
-    </w:p>
-    <w:p>
-      <w:pPr>
-        <w:pStyle w:val="ListParagraph"/>
-        <w:numPr>
-          <w:ilvl w:val="0"/>
-          <w:numId w:val="2"/>
-        </w:numPr>
-        <w:spacing w:after="60" w:before="0"/>
-      </w:pPr>
-      <w:r>
-        <w:rPr>
-          <w:rFonts w:ascii="Calibri" w:cs="Calibri" w:eastAsia="Calibri" w:hAnsi="Calibri"/>
-          <w:color w:val="000000"/>
-          <w:sz w:val="20"/>
-          <w:szCs w:val="20"/>
-        </w:rPr>
-        <w:t xml:space="preserve">Re-run the existing DevTools audit (3G vs. no-throttling) at simulated concurrency to see whether the bottleneck is origin-side or network-side — the last audit already shows a wide gap (96.8 MB transferred with no throttling vs. 22.1 MB on 3G).</w:t>
-      </w:r>
-    </w:p>
-    <w:p>
-      <w:pPr>
-        <w:pStyle w:val="ListParagraph"/>
-        <w:numPr>
-          <w:ilvl w:val="0"/>
-          <w:numId w:val="2"/>
-        </w:numPr>
-        <w:spacing w:after="60" w:before="0"/>
-      </w:pPr>
-      <w:r>
-        <w:rPr>
-          <w:rFonts w:ascii="Calibri" w:cs="Calibri" w:eastAsia="Calibri" w:hAnsi="Calibri"/>
-          <w:color w:val="000000"/>
-          <w:sz w:val="20"/>
-          <w:szCs w:val="20"/>
-        </w:rPr>
-        <w:t xml:space="preserve">If a backend exists, check the slow query log and API response times; per the caching guide, a scaling problem is sometimes solved by adding a single database index, not more servers.</w:t>
-      </w:r>
-    </w:p>
-    <w:p>
-      <w:pPr>
-        <w:pStyle w:val="ListParagraph"/>
-        <w:numPr>
-          <w:ilvl w:val="0"/>
-          <w:numId w:val="2"/>
-        </w:numPr>
-        <w:spacing w:after="60" w:before="0"/>
-      </w:pPr>
-      <w:r>
-        <w:rPr>
-          <w:rFonts w:ascii="Calibri" w:cs="Calibri" w:eastAsia="Calibri" w:hAnsi="Calibri"/>
-          <w:color w:val="000000"/>
-          <w:sz w:val="20"/>
-          <w:szCs w:val="20"/>
-        </w:rPr>
-        <w:t xml:space="preserve">Confirm which page actually receives the traffic spike using real analytics, rather than assuming the portfolio home page is the one that needs caching first.</w:t>
+        </w:rPr>
+        <w:t xml:space="preserve">Generic reasoning: caching, CDN, and image optimization needs</w:t>
+      </w:r>
+    </w:p>
+    <w:p>
+      <w:pPr>
+        <w:pStyle w:val="Heading2"/>
+        <w:spacing w:after="60" w:before="200"/>
+      </w:pPr>
+      <w:r>
+        <w:rPr>
+          <w:b/>
+          <w:bCs/>
+          <w:color w:val="000000"/>
+        </w:rPr>
+        <w:t xml:space="preserve">1. The Landing Page Bottleneck</w:t>
+      </w:r>
+    </w:p>
+    <w:p>
+      <w:pPr>
+        <w:spacing w:after="140"/>
+      </w:pPr>
+      <w:r>
+        <w:rPr>
+          <w:color w:val="000000"/>
+        </w:rPr>
+        <w:t xml:space="preserve">The single page most users land on (from a shared link, ad, or search result) is usually the first failure point. If it is regenerated dynamically for every visitor, the server repeats the same work hundreds of thousands of times. This page should be served statically or cached at the edge, with dynamic elements (inventory, personalization) deferred to a separate action rather than loaded on first render.</w:t>
+      </w:r>
+    </w:p>
+    <w:p>
+      <w:pPr>
+        <w:pStyle w:val="Heading2"/>
+        <w:spacing w:after="60" w:before="200"/>
+      </w:pPr>
+      <w:r>
+        <w:rPr>
+          <w:b/>
+          <w:bCs/>
+          <w:color w:val="000000"/>
+        </w:rPr>
+        <w:t xml:space="preserve">2. Missing CDN Layer</w:t>
+      </w:r>
+    </w:p>
+    <w:p>
+      <w:pPr>
+        <w:spacing w:after="140"/>
+      </w:pPr>
+      <w:r>
+        <w:rPr>
+          <w:color w:val="000000"/>
+        </w:rPr>
+        <w:t xml:space="preserve">Without a CDN, every request — HTML, CSS, JS, and images — travels back to the origin server, adding latency for distant users and adding load that a single server has to absorb alone. A CDN caches static assets and, increasingly, dynamic responses at edge locations, which is why it is one of the first fixes for a site with a global or fast-growing audience.</w:t>
+      </w:r>
+    </w:p>
+    <w:p>
+      <w:pPr>
+        <w:pStyle w:val="Heading2"/>
+        <w:spacing w:after="60" w:before="200"/>
+      </w:pPr>
+      <w:r>
+        <w:rPr>
+          <w:b/>
+          <w:bCs/>
+          <w:color w:val="000000"/>
+        </w:rPr>
+        <w:t xml:space="preserve">3. Unoptimized Images and Media</w:t>
+      </w:r>
+    </w:p>
+    <w:p>
+      <w:pPr>
+        <w:spacing w:after="140"/>
+      </w:pPr>
+      <w:r>
+        <w:rPr>
+          <w:color w:val="000000"/>
+        </w:rPr>
+        <w:t xml:space="preserve">Oversized or uncompressed images and video are one of the most common sources of slow load times and wasted bandwidth. This needs image compression, correctly sized formats, and lazy loading so assets only load when they enter the viewport, rather than all at once on page load.</w:t>
+      </w:r>
+    </w:p>
+    <w:p>
+      <w:pPr>
+        <w:pStyle w:val="Heading2"/>
+        <w:spacing w:after="60" w:before="200"/>
+      </w:pPr>
+      <w:r>
+        <w:rPr>
+          <w:b/>
+          <w:bCs/>
+          <w:color w:val="000000"/>
+        </w:rPr>
+        <w:t xml:space="preserve">4. Database and Backend Bottlenecks</w:t>
+      </w:r>
+    </w:p>
+    <w:p>
+      <w:pPr>
+        <w:spacing w:after="140"/>
+      </w:pPr>
+      <w:r>
+        <w:rPr>
+          <w:color w:val="000000"/>
+        </w:rPr>
+        <w:t xml:space="preserve">Once the front door (landing page, static assets) is cached, the database and backend become the next limit. Slow or unindexed queries, no query-level caching, and traffic hitting a single server directly are common causes of failure under load. This needs query optimization, an indexing pass, a caching layer for frequently read data, and load balancing across multiple servers.</w:t>
+      </w:r>
+    </w:p>
+    <w:p>
+      <w:pPr>
+        <w:pStyle w:val="Heading2"/>
+        <w:spacing w:after="60" w:before="200"/>
+      </w:pPr>
+      <w:r>
+        <w:rPr>
+          <w:b/>
+          <w:bCs/>
+          <w:color w:val="000000"/>
+        </w:rPr>
+        <w:t xml:space="preserve">5. Transactional Endpoints Without a Queue</w:t>
+      </w:r>
+    </w:p>
+    <w:p>
+      <w:pPr>
+        <w:spacing w:after="140"/>
+      </w:pPr>
+      <w:r>
+        <w:rPr>
+          <w:color w:val="000000"/>
+        </w:rPr>
+        <w:t xml:space="preserve">Truly dynamic, transactional actions (checkout, booking, registration) cannot simply be cached away. Without a queue or waiting room in front of them, a traffic spike hits the backend directly and can take it down. Throttling entry to a rate the backend can sustain turns an unpredictable spike into a manageable, steady load.</w:t>
+      </w:r>
+    </w:p>
+    <w:p>
+      <w:pPr>
+        <w:pStyle w:val="Heading2"/>
+        <w:spacing w:after="60" w:before="200"/>
+      </w:pPr>
+      <w:r>
+        <w:rPr>
+          <w:b/>
+          <w:bCs/>
+          <w:color w:val="000000"/>
+        </w:rPr>
+        <w:t xml:space="preserve">6. Blind Spots Without Monitoring</w:t>
+      </w:r>
+    </w:p>
+    <w:p>
+      <w:pPr>
+        <w:spacing w:after="140"/>
+      </w:pPr>
+      <w:r>
+        <w:rPr>
+          <w:color w:val="000000"/>
+        </w:rPr>
+        <w:t xml:space="preserve">Without logging and analysis of response times and resource usage under real load, bottlenecks stay invisible until they cause an outage. Continuous monitoring of logs and slow-query data is what turns a guess about where the site will break into an evidence-based fix.</w:t>
       </w:r>
     </w:p>
     <w:sectPr>
       <w:pgSz w:w="12240" w:h="15840" w:orient="portrait"/>
-      <w:pgMar w:top="720" w:right="900" w:bottom="720" w:left="900" w:header="708" w:footer="708" w:gutter="0"/>
+      <w:pgMar w:top="900" w:right="1080" w:bottom="900" w:left="1080" w:header="708" w:footer="708" w:gutter="0"/>
       <w:pgNumType/>
       <w:docGrid w:linePitch="360"/>
     </w:sectPr>
@@ -460,26 +355,8 @@
       </w:pPr>
     </w:lvl>
   </w:abstractNum>
-  <w:abstractNum w:abstractNumId="2" w15:restartNumberingAfterBreak="0">
-    <w:multiLevelType w:val="hybridMultilevel"/>
-    <w:lvl w:ilvl="0" w15:tentative="1">
-      <w:start w:val="1"/>
-      <w:numFmt w:val="bullet"/>
-      <w:lvlText w:val="•"/>
-      <w:lvlJc w:val="left"/>
-      <w:pPr>
-        <w:ind w:left="360" w:hanging="260"/>
-      </w:pPr>
-    </w:lvl>
-  </w:abstractNum>
   <w:num w:numId="1">
     <w:abstractNumId w:val="1"/>
-    <w:lvlOverride w:ilvl="0">
-      <w:startOverride w:val="1"/>
-    </w:lvlOverride>
-  </w:num>
-  <w:num w:numId="2">
-    <w:abstractNumId w:val="2"/>
     <w:lvlOverride w:ilvl="0">
       <w:startOverride w:val="1"/>
     </w:lvlOverride>
